--- a/launch/rs/gov/change2-request-2026-10.docx
+++ b/launch/rs/gov/change2-request-2026-10.docx
@@ -312,6 +312,44 @@
                 <w:b/>
                 <w:sz w:val="18"/>
               </w:rPr>
+              <w:t>7. 소모성 물품 구입비 (총 129천원)</w:t>
+            </w:r>
+          </w:p>
+          <w:p>
+            <w:pPr>
+              <w:spacing w:after="20"/>
+            </w:pPr>
+            <w:r>
+              <w:rPr>
+                <w:rFonts w:ascii="맑은 고딕" w:hAnsi="맑은 고딕" w:eastAsia="맑은 고딕"/>
+                <w:b w:val="0"/>
+                <w:sz w:val="18"/>
+              </w:rPr>
+              <w:t>- 주방화/인솔 샘플구매 129천원</w:t>
+            </w:r>
+          </w:p>
+          <w:p>
+            <w:pPr>
+              <w:spacing w:after="20"/>
+            </w:pPr>
+            <w:r>
+              <w:rPr>
+                <w:rFonts w:ascii="맑은 고딕" w:hAnsi="맑은 고딕" w:eastAsia="맑은 고딕"/>
+                <w:b w:val="0"/>
+                <w:sz w:val="18"/>
+              </w:rPr>
+            </w:r>
+          </w:p>
+          <w:p>
+            <w:pPr>
+              <w:spacing w:after="20"/>
+            </w:pPr>
+            <w:r>
+              <w:rPr>
+                <w:rFonts w:ascii="맑은 고딕" w:hAnsi="맑은 고딕" w:eastAsia="맑은 고딕"/>
+                <w:b/>
+                <w:sz w:val="18"/>
+              </w:rPr>
               <w:t>8. 각종 수수료 및 사용료 (총 12,173천원)</w:t>
             </w:r>
           </w:p>
@@ -367,6 +405,83 @@
               <w:t>- 특허·디자인권 출원/등록 수수료 4,173천원</w:t>
             </w:r>
           </w:p>
+          <w:p>
+            <w:pPr>
+              <w:spacing w:after="20"/>
+            </w:pPr>
+            <w:r>
+              <w:rPr>
+                <w:rFonts w:ascii="맑은 고딕" w:hAnsi="맑은 고딕" w:eastAsia="맑은 고딕"/>
+                <w:b w:val="0"/>
+                <w:sz w:val="18"/>
+              </w:rPr>
+            </w:r>
+          </w:p>
+          <w:p>
+            <w:pPr>
+              <w:spacing w:after="20"/>
+            </w:pPr>
+            <w:r>
+              <w:rPr>
+                <w:rFonts w:ascii="맑은 고딕" w:hAnsi="맑은 고딕" w:eastAsia="맑은 고딕"/>
+                <w:b/>
+                <w:sz w:val="18"/>
+              </w:rPr>
+              <w:t>9. 행사 지원 경비 (총 9,770천원)</w:t>
+            </w:r>
+          </w:p>
+          <w:p>
+            <w:pPr>
+              <w:spacing w:after="20"/>
+            </w:pPr>
+            <w:r>
+              <w:rPr>
+                <w:rFonts w:ascii="맑은 고딕" w:hAnsi="맑은 고딕" w:eastAsia="맑은 고딕"/>
+                <w:b w:val="0"/>
+                <w:sz w:val="18"/>
+              </w:rPr>
+              <w:t>- 서울디자인페스티벌 부스 참가비 870천원</w:t>
+            </w:r>
+          </w:p>
+          <w:p>
+            <w:pPr>
+              <w:spacing w:after="20"/>
+            </w:pPr>
+            <w:r>
+              <w:rPr>
+                <w:rFonts w:ascii="맑은 고딕" w:hAnsi="맑은 고딕" w:eastAsia="맑은 고딕"/>
+                <w:b w:val="0"/>
+                <w:sz w:val="18"/>
+              </w:rPr>
+              <w:t>- 서울디자인페스티벌 부스 집기 임차료 2,000천원</w:t>
+            </w:r>
+          </w:p>
+          <w:p>
+            <w:pPr>
+              <w:spacing w:after="20"/>
+            </w:pPr>
+            <w:r>
+              <w:rPr>
+                <w:rFonts w:ascii="맑은 고딕" w:hAnsi="맑은 고딕" w:eastAsia="맑은 고딕"/>
+                <w:b w:val="0"/>
+                <w:sz w:val="18"/>
+              </w:rPr>
+              <w:t>- 메가쇼 부스 참가비 5,800천원</w:t>
+            </w:r>
+          </w:p>
+          <w:p>
+            <w:pPr>
+              <w:spacing w:after="20"/>
+            </w:pPr>
+            <w:r>
+              <w:rPr>
+                <w:rFonts w:ascii="맑은 고딕" w:hAnsi="맑은 고딕" w:eastAsia="맑은 고딕"/>
+                <w:b w:val="0"/>
+                <w:sz w:val="18"/>
+              </w:rPr>
+              <w:t>- 메가쇼 부스 집기 임차료 1,100천원</w:t>
+            </w:r>
+          </w:p>
         </w:tc>
         <w:tc>
           <w:tcPr>
@@ -377,6 +492,44 @@
               <w:spacing w:after="20"/>
             </w:pPr>
             <w:r/>
+            <w:r>
+              <w:rPr>
+                <w:rFonts w:ascii="맑은 고딕" w:hAnsi="맑은 고딕" w:eastAsia="맑은 고딕"/>
+                <w:b/>
+                <w:sz w:val="18"/>
+              </w:rPr>
+              <w:t>7. 소모성 물품 구입비 (총 170천원)</w:t>
+            </w:r>
+          </w:p>
+          <w:p>
+            <w:pPr>
+              <w:spacing w:after="20"/>
+            </w:pPr>
+            <w:r>
+              <w:rPr>
+                <w:rFonts w:ascii="맑은 고딕" w:hAnsi="맑은 고딕" w:eastAsia="맑은 고딕"/>
+                <w:b w:val="0"/>
+                <w:sz w:val="18"/>
+              </w:rPr>
+              <w:t>- 주방화/인솔 샘플구매 170천원</w:t>
+            </w:r>
+          </w:p>
+          <w:p>
+            <w:pPr>
+              <w:spacing w:after="20"/>
+            </w:pPr>
+            <w:r>
+              <w:rPr>
+                <w:rFonts w:ascii="맑은 고딕" w:hAnsi="맑은 고딕" w:eastAsia="맑은 고딕"/>
+                <w:b w:val="0"/>
+                <w:sz w:val="18"/>
+              </w:rPr>
+            </w:r>
+          </w:p>
+          <w:p>
+            <w:pPr>
+              <w:spacing w:after="20"/>
+            </w:pPr>
             <w:r>
               <w:rPr>
                 <w:rFonts w:ascii="맑은 고딕" w:hAnsi="맑은 고딕" w:eastAsia="맑은 고딕"/>
@@ -477,6 +630,83 @@
               <w:t xml:space="preserve">  · 출원 전 선행기술·유사상표 조사 325천원</w:t>
             </w:r>
           </w:p>
+          <w:p>
+            <w:pPr>
+              <w:spacing w:after="20"/>
+            </w:pPr>
+            <w:r>
+              <w:rPr>
+                <w:rFonts w:ascii="맑은 고딕" w:hAnsi="맑은 고딕" w:eastAsia="맑은 고딕"/>
+                <w:b w:val="0"/>
+                <w:sz w:val="18"/>
+              </w:rPr>
+            </w:r>
+          </w:p>
+          <w:p>
+            <w:pPr>
+              <w:spacing w:after="20"/>
+            </w:pPr>
+            <w:r>
+              <w:rPr>
+                <w:rFonts w:ascii="맑은 고딕" w:hAnsi="맑은 고딕" w:eastAsia="맑은 고딕"/>
+                <w:b/>
+                <w:sz w:val="18"/>
+              </w:rPr>
+              <w:t>9. 행사 지원 경비 (총 9,729천원)</w:t>
+            </w:r>
+          </w:p>
+          <w:p>
+            <w:pPr>
+              <w:spacing w:after="20"/>
+            </w:pPr>
+            <w:r>
+              <w:rPr>
+                <w:rFonts w:ascii="맑은 고딕" w:hAnsi="맑은 고딕" w:eastAsia="맑은 고딕"/>
+                <w:b w:val="0"/>
+                <w:sz w:val="18"/>
+              </w:rPr>
+              <w:t>- 서울디자인페스티벌 부스 참가비 870천원</w:t>
+            </w:r>
+          </w:p>
+          <w:p>
+            <w:pPr>
+              <w:spacing w:after="20"/>
+            </w:pPr>
+            <w:r>
+              <w:rPr>
+                <w:rFonts w:ascii="맑은 고딕" w:hAnsi="맑은 고딕" w:eastAsia="맑은 고딕"/>
+                <w:b w:val="0"/>
+                <w:sz w:val="18"/>
+              </w:rPr>
+              <w:t>- 서울디자인페스티벌 부스 집기 임차료 2,000천원</w:t>
+            </w:r>
+          </w:p>
+          <w:p>
+            <w:pPr>
+              <w:spacing w:after="20"/>
+            </w:pPr>
+            <w:r>
+              <w:rPr>
+                <w:rFonts w:ascii="맑은 고딕" w:hAnsi="맑은 고딕" w:eastAsia="맑은 고딕"/>
+                <w:b w:val="0"/>
+                <w:sz w:val="18"/>
+              </w:rPr>
+              <w:t>- 메가쇼 부스 참가비 5,759천원</w:t>
+            </w:r>
+          </w:p>
+          <w:p>
+            <w:pPr>
+              <w:spacing w:after="20"/>
+            </w:pPr>
+            <w:r>
+              <w:rPr>
+                <w:rFonts w:ascii="맑은 고딕" w:hAnsi="맑은 고딕" w:eastAsia="맑은 고딕"/>
+                <w:b w:val="0"/>
+                <w:sz w:val="18"/>
+              </w:rPr>
+              <w:t>- 메가쇼 부스 집기 임차료 1,100천원</w:t>
+            </w:r>
+          </w:p>
         </w:tc>
       </w:tr>
       <w:tr>
@@ -530,7 +760,33 @@
                 <w:b w:val="0"/>
                 <w:sz w:val="18"/>
               </w:rPr>
-              <w:t>※ 세목·사업용도 금액 변동 없음 (각종 수수료 및 사용료 12,173천원 유지, 사업비 총계 177,200천원 유지)</w:t>
+              <w:t>소모성 물품 구입비: 비교·검증용 샘플 실구매가 반영(집행 169.3천원)에 따라 129천원 → 170천원 (+41천원)</w:t>
+            </w:r>
+          </w:p>
+          <w:p>
+            <w:pPr>
+              <w:spacing w:after="20"/>
+            </w:pPr>
+            <w:r>
+              <w:rPr>
+                <w:rFonts w:ascii="맑은 고딕" w:hAnsi="맑은 고딕" w:eastAsia="맑은 고딕"/>
+                <w:b w:val="0"/>
+                <w:sz w:val="18"/>
+              </w:rPr>
+              <w:t>행사 지원 경비: 메가쇼 부스 참가비 실계약금액(4,800천원) 반영으로 발생한 잔액 중 41천원을 소모성 물품 구입비로 조정</w:t>
+            </w:r>
+          </w:p>
+          <w:p>
+            <w:pPr>
+              <w:spacing w:after="20"/>
+            </w:pPr>
+            <w:r>
+              <w:rPr>
+                <w:rFonts w:ascii="맑은 고딕" w:hAnsi="맑은 고딕" w:eastAsia="맑은 고딕"/>
+                <w:b w:val="0"/>
+                <w:sz w:val="18"/>
+              </w:rPr>
+              <w:t>※ 일반수용비 내 사업용도 간 조정으로 일반수용비(50,792천원)·일반용역비(86,828천원, 정부지원금 70% 이내)·사업비 총계(177,200천원) 변동 없음</w:t>
             </w:r>
           </w:p>
         </w:tc>
@@ -2037,6 +2293,7 @@
         <w:tc>
           <w:tcPr>
             <w:tcW w:type="dxa" w:w="1247"/>
+            <w:shd w:val="clear" w:color="auto" w:fill="FFF2CC"/>
           </w:tcPr>
           <w:p>
             <w:pPr>
@@ -2047,7 +2304,7 @@
             <w:r>
               <w:rPr>
                 <w:rFonts w:ascii="맑은 고딕" w:hAnsi="맑은 고딕" w:eastAsia="맑은 고딕"/>
-                <w:b w:val="0"/>
+                <w:b/>
                 <w:sz w:val="18"/>
               </w:rPr>
             </w:r>
@@ -2056,6 +2313,7 @@
         <w:tc>
           <w:tcPr>
             <w:tcW w:type="dxa" w:w="1361"/>
+            <w:shd w:val="clear" w:color="auto" w:fill="FFF2CC"/>
           </w:tcPr>
           <w:p>
             <w:pPr>
@@ -2066,7 +2324,7 @@
             <w:r>
               <w:rPr>
                 <w:rFonts w:ascii="맑은 고딕" w:hAnsi="맑은 고딕" w:eastAsia="맑은 고딕"/>
-                <w:b w:val="0"/>
+                <w:b/>
                 <w:sz w:val="18"/>
               </w:rPr>
             </w:r>
@@ -2075,6 +2333,7 @@
         <w:tc>
           <w:tcPr>
             <w:tcW w:type="dxa" w:w="2721"/>
+            <w:shd w:val="clear" w:color="auto" w:fill="FFF2CC"/>
           </w:tcPr>
           <w:p>
             <w:pPr>
@@ -2085,16 +2344,17 @@
             <w:r>
               <w:rPr>
                 <w:rFonts w:ascii="맑은 고딕" w:hAnsi="맑은 고딕" w:eastAsia="맑은 고딕"/>
-                <w:b w:val="0"/>
+                <w:b/>
                 <w:sz w:val="18"/>
               </w:rPr>
-              <w:t>소모성 물품 구입비</w:t>
+              <w:t>소모성 물품 구입비 ※증액</w:t>
             </w:r>
           </w:p>
         </w:tc>
         <w:tc>
           <w:tcPr>
             <w:tcW w:type="dxa" w:w="1474"/>
+            <w:shd w:val="clear" w:color="auto" w:fill="FFF2CC"/>
           </w:tcPr>
           <w:p>
             <w:pPr>
@@ -2105,7 +2365,7 @@
             <w:r>
               <w:rPr>
                 <w:rFonts w:ascii="맑은 고딕" w:hAnsi="맑은 고딕" w:eastAsia="맑은 고딕"/>
-                <w:b w:val="0"/>
+                <w:b/>
                 <w:sz w:val="18"/>
               </w:rPr>
               <w:t>129</w:t>
@@ -2115,6 +2375,7 @@
         <w:tc>
           <w:tcPr>
             <w:tcW w:type="dxa" w:w="1474"/>
+            <w:shd w:val="clear" w:color="auto" w:fill="FFF2CC"/>
           </w:tcPr>
           <w:p>
             <w:pPr>
@@ -2125,16 +2386,17 @@
             <w:r>
               <w:rPr>
                 <w:rFonts w:ascii="맑은 고딕" w:hAnsi="맑은 고딕" w:eastAsia="맑은 고딕"/>
-                <w:b w:val="0"/>
+                <w:b/>
                 <w:sz w:val="18"/>
               </w:rPr>
-              <w:t>129</w:t>
+              <w:t>170</w:t>
             </w:r>
           </w:p>
         </w:tc>
         <w:tc>
           <w:tcPr>
             <w:tcW w:type="dxa" w:w="1361"/>
+            <w:shd w:val="clear" w:color="auto" w:fill="FFF2CC"/>
           </w:tcPr>
           <w:p>
             <w:pPr>
@@ -2145,10 +2407,10 @@
             <w:r>
               <w:rPr>
                 <w:rFonts w:ascii="맑은 고딕" w:hAnsi="맑은 고딕" w:eastAsia="맑은 고딕"/>
-                <w:b w:val="0"/>
+                <w:b/>
                 <w:sz w:val="18"/>
               </w:rPr>
-              <w:t>-</w:t>
+              <w:t>41</w:t>
             </w:r>
           </w:p>
         </w:tc>
@@ -2283,6 +2545,7 @@
         <w:tc>
           <w:tcPr>
             <w:tcW w:type="dxa" w:w="1247"/>
+            <w:shd w:val="clear" w:color="auto" w:fill="FFF2CC"/>
           </w:tcPr>
           <w:p>
             <w:pPr>
@@ -2293,7 +2556,7 @@
             <w:r>
               <w:rPr>
                 <w:rFonts w:ascii="맑은 고딕" w:hAnsi="맑은 고딕" w:eastAsia="맑은 고딕"/>
-                <w:b w:val="0"/>
+                <w:b/>
                 <w:sz w:val="18"/>
               </w:rPr>
             </w:r>
@@ -2302,6 +2565,7 @@
         <w:tc>
           <w:tcPr>
             <w:tcW w:type="dxa" w:w="1361"/>
+            <w:shd w:val="clear" w:color="auto" w:fill="FFF2CC"/>
           </w:tcPr>
           <w:p>
             <w:pPr>
@@ -2312,7 +2576,7 @@
             <w:r>
               <w:rPr>
                 <w:rFonts w:ascii="맑은 고딕" w:hAnsi="맑은 고딕" w:eastAsia="맑은 고딕"/>
-                <w:b w:val="0"/>
+                <w:b/>
                 <w:sz w:val="18"/>
               </w:rPr>
             </w:r>
@@ -2321,6 +2585,7 @@
         <w:tc>
           <w:tcPr>
             <w:tcW w:type="dxa" w:w="2721"/>
+            <w:shd w:val="clear" w:color="auto" w:fill="FFF2CC"/>
           </w:tcPr>
           <w:p>
             <w:pPr>
@@ -2331,16 +2596,17 @@
             <w:r>
               <w:rPr>
                 <w:rFonts w:ascii="맑은 고딕" w:hAnsi="맑은 고딕" w:eastAsia="맑은 고딕"/>
-                <w:b w:val="0"/>
+                <w:b/>
                 <w:sz w:val="18"/>
               </w:rPr>
-              <w:t>행사 지원 경비</w:t>
+              <w:t>행사 지원 경비 ※감액</w:t>
             </w:r>
           </w:p>
         </w:tc>
         <w:tc>
           <w:tcPr>
             <w:tcW w:type="dxa" w:w="1474"/>
+            <w:shd w:val="clear" w:color="auto" w:fill="FFF2CC"/>
           </w:tcPr>
           <w:p>
             <w:pPr>
@@ -2351,7 +2617,7 @@
             <w:r>
               <w:rPr>
                 <w:rFonts w:ascii="맑은 고딕" w:hAnsi="맑은 고딕" w:eastAsia="맑은 고딕"/>
-                <w:b w:val="0"/>
+                <w:b/>
                 <w:sz w:val="18"/>
               </w:rPr>
               <w:t>9,770</w:t>
@@ -2361,6 +2627,7 @@
         <w:tc>
           <w:tcPr>
             <w:tcW w:type="dxa" w:w="1474"/>
+            <w:shd w:val="clear" w:color="auto" w:fill="FFF2CC"/>
           </w:tcPr>
           <w:p>
             <w:pPr>
@@ -2371,16 +2638,17 @@
             <w:r>
               <w:rPr>
                 <w:rFonts w:ascii="맑은 고딕" w:hAnsi="맑은 고딕" w:eastAsia="맑은 고딕"/>
-                <w:b w:val="0"/>
+                <w:b/>
                 <w:sz w:val="18"/>
               </w:rPr>
-              <w:t>9,770</w:t>
+              <w:t>9,729</w:t>
             </w:r>
           </w:p>
         </w:tc>
         <w:tc>
           <w:tcPr>
             <w:tcW w:type="dxa" w:w="1361"/>
+            <w:shd w:val="clear" w:color="auto" w:fill="FFF2CC"/>
           </w:tcPr>
           <w:p>
             <w:pPr>
@@ -2391,10 +2659,10 @@
             <w:r>
               <w:rPr>
                 <w:rFonts w:ascii="맑은 고딕" w:hAnsi="맑은 고딕" w:eastAsia="맑은 고딕"/>
-                <w:b w:val="0"/>
+                <w:b/>
                 <w:sz w:val="18"/>
               </w:rPr>
-              <w:t>-</w:t>
+              <w:t>△41</w:t>
             </w:r>
           </w:p>
         </w:tc>

--- a/launch/rs/gov/change2-request-2026-10.docx
+++ b/launch/rs/gov/change2-request-2026-10.docx
@@ -691,7 +691,7 @@
                 <w:b w:val="0"/>
                 <w:sz w:val="18"/>
               </w:rPr>
-              <w:t>- 메가쇼 부스 참가비 5,759천원</w:t>
+              <w:t>- 메가쇼 부스 참가비 4,800천원</w:t>
             </w:r>
           </w:p>
           <w:p>
@@ -704,7 +704,7 @@
                 <w:b w:val="0"/>
                 <w:sz w:val="18"/>
               </w:rPr>
-              <w:t>- 메가쇼 부스 집기 임차료 1,100천원</w:t>
+              <w:t>- 메가쇼 부스 집기 임차료 2,059천원</w:t>
             </w:r>
           </w:p>
         </w:tc>
@@ -773,7 +773,7 @@
                 <w:b w:val="0"/>
                 <w:sz w:val="18"/>
               </w:rPr>
-              <w:t>행사 지원 경비: 메가쇼 부스 참가비 실계약금액(4,800천원) 반영으로 발생한 잔액 중 41천원을 소모성 물품 구입비로 조정</w:t>
+              <w:t>행사 지원 경비: 메가쇼 부스 참가비 실계약금액(4,800천원) 반영으로 발생한 잔액 1,000천원 중 959천원은 메가쇼 부스 집기 임차료(1,100천원 → 2,059천원)로, 41천원은 소모성 물품 구입비로 조정</w:t>
             </w:r>
           </w:p>
           <w:p>
@@ -854,7 +854,7 @@
           <w:b w:val="0"/>
           <w:sz w:val="22"/>
         </w:rPr>
-        <w:t>2026.   10.     .</w:t>
+        <w:t>2026.  10.  15.</w:t>
       </w:r>
     </w:p>
     <w:p>
